--- a/01-ai-work/claude-for-educators/2일차/강의계획서_자료구조와알고리즘_샘플.docx
+++ b/01-ai-work/claude-for-educators/2일차/강의계획서_자료구조와알고리즘_샘플.docx
@@ -32,7 +32,7 @@
           <w:sz w:val="22"/>
           <w:szCs w:val="22"/>
         </w:rPr>
-        <w:t xml:space="preserve">동신대학교 컴퓨터공학과</w:t>
+        <w:t xml:space="preserve">디지털노마드연구소 컴퓨터공학과</w:t>
       </w:r>
     </w:p>
     <w:p>
